--- a/DOCUMENTO DE PRUEBAS.docx
+++ b/DOCUMENTO DE PRUEBAS.docx
@@ -381,6 +381,9 @@
     </w:p>
     <w:p>
       <w:r>
+        <w:rPr>
+          <w:noProof/>
+        </w:rPr>
         <w:drawing>
           <wp:inline distT="0" distB="0" distL="0" distR="0" wp14:anchorId="20F7CF61" wp14:editId="252D56EF">
             <wp:extent cx="5612130" cy="2795905"/>
@@ -423,6 +426,181 @@
         <w:t>Se realiza la primera orden medica que es un examen de sangre en este caso</w:t>
       </w:r>
     </w:p>
+    <w:p/>
+    <w:p/>
+    <w:p/>
+    <w:p/>
+    <w:p/>
+    <w:p/>
+    <w:p/>
+    <w:p/>
+    <w:p/>
+    <w:p/>
+    <w:p/>
+    <w:p/>
+    <w:p/>
+    <w:p/>
+    <w:p/>
+    <w:p>
+      <w:pPr>
+        <w:pStyle w:val="Prrafodelista"/>
+        <w:numPr>
+          <w:ilvl w:val="0"/>
+          <w:numId w:val="1"/>
+        </w:numPr>
+      </w:pPr>
+      <w:r>
+        <w:lastRenderedPageBreak/>
+        <w:t>BUILD</w:t>
+      </w:r>
+    </w:p>
+    <w:p>
+      <w:pPr>
+        <w:pStyle w:val="Prrafodelista"/>
+        <w:numPr>
+          <w:ilvl w:val="0"/>
+          <w:numId w:val="1"/>
+        </w:numPr>
+        <w:jc w:val="center"/>
+        <w:rPr>
+          <w:b/>
+          <w:bCs/>
+        </w:rPr>
+      </w:pPr>
+      <w:r>
+        <w:rPr>
+          <w:b/>
+          <w:bCs/>
+        </w:rPr>
+        <w:t>Consulta</w:t>
+      </w:r>
+    </w:p>
+    <w:p>
+      <w:pPr>
+        <w:pStyle w:val="Prrafodelista"/>
+        <w:numPr>
+          <w:ilvl w:val="0"/>
+          <w:numId w:val="1"/>
+        </w:numPr>
+        <w:jc w:val="center"/>
+      </w:pPr>
+      <w:r>
+        <w:rPr>
+          <w:noProof/>
+        </w:rPr>
+        <w:drawing>
+          <wp:inline distT="0" distB="0" distL="0" distR="0" wp14:anchorId="23DAF297" wp14:editId="219943E1">
+            <wp:extent cx="5612130" cy="1741170"/>
+            <wp:effectExtent l="0" t="0" r="7620" b="0"/>
+            <wp:docPr id="29" name="Imagen 29"/>
+            <wp:cNvGraphicFramePr>
+              <a:graphicFrameLocks xmlns:a="http://schemas.openxmlformats.org/drawingml/2006/main" noChangeAspect="1"/>
+            </wp:cNvGraphicFramePr>
+            <a:graphic xmlns:a="http://schemas.openxmlformats.org/drawingml/2006/main">
+              <a:graphicData uri="http://schemas.openxmlformats.org/drawingml/2006/picture">
+                <pic:pic xmlns:pic="http://schemas.openxmlformats.org/drawingml/2006/picture">
+                  <pic:nvPicPr>
+                    <pic:cNvPr id="1" name=""/>
+                    <pic:cNvPicPr/>
+                  </pic:nvPicPr>
+                  <pic:blipFill>
+                    <a:blip r:embed="rId8"/>
+                    <a:stretch>
+                      <a:fillRect/>
+                    </a:stretch>
+                  </pic:blipFill>
+                  <pic:spPr>
+                    <a:xfrm>
+                      <a:off x="0" y="0"/>
+                      <a:ext cx="5612130" cy="1741170"/>
+                    </a:xfrm>
+                    <a:prstGeom prst="rect">
+                      <a:avLst/>
+                    </a:prstGeom>
+                  </pic:spPr>
+                </pic:pic>
+              </a:graphicData>
+            </a:graphic>
+          </wp:inline>
+        </w:drawing>
+      </w:r>
+    </w:p>
+    <w:p>
+      <w:pPr>
+        <w:pStyle w:val="Prrafodelista"/>
+        <w:numPr>
+          <w:ilvl w:val="0"/>
+          <w:numId w:val="1"/>
+        </w:numPr>
+        <w:jc w:val="center"/>
+        <w:rPr>
+          <w:b/>
+          <w:bCs/>
+        </w:rPr>
+      </w:pPr>
+      <w:r>
+        <w:rPr>
+          <w:b/>
+          <w:bCs/>
+        </w:rPr>
+        <w:t>Resultado</w:t>
+      </w:r>
+    </w:p>
+    <w:p>
+      <w:pPr>
+        <w:pStyle w:val="Prrafodelista"/>
+        <w:numPr>
+          <w:ilvl w:val="0"/>
+          <w:numId w:val="1"/>
+        </w:numPr>
+        <w:jc w:val="center"/>
+      </w:pPr>
+      <w:r>
+        <w:rPr>
+          <w:noProof/>
+        </w:rPr>
+        <w:drawing>
+          <wp:inline distT="0" distB="0" distL="0" distR="0" wp14:anchorId="0FCDCAFC" wp14:editId="64F0DA85">
+            <wp:extent cx="5612130" cy="2583180"/>
+            <wp:effectExtent l="0" t="0" r="7620" b="7620"/>
+            <wp:docPr id="30" name="Imagen 30"/>
+            <wp:cNvGraphicFramePr>
+              <a:graphicFrameLocks xmlns:a="http://schemas.openxmlformats.org/drawingml/2006/main" noChangeAspect="1"/>
+            </wp:cNvGraphicFramePr>
+            <a:graphic xmlns:a="http://schemas.openxmlformats.org/drawingml/2006/main">
+              <a:graphicData uri="http://schemas.openxmlformats.org/drawingml/2006/picture">
+                <pic:pic xmlns:pic="http://schemas.openxmlformats.org/drawingml/2006/picture">
+                  <pic:nvPicPr>
+                    <pic:cNvPr id="1" name=""/>
+                    <pic:cNvPicPr/>
+                  </pic:nvPicPr>
+                  <pic:blipFill>
+                    <a:blip r:embed="rId9"/>
+                    <a:stretch>
+                      <a:fillRect/>
+                    </a:stretch>
+                  </pic:blipFill>
+                  <pic:spPr>
+                    <a:xfrm>
+                      <a:off x="0" y="0"/>
+                      <a:ext cx="5612130" cy="2583180"/>
+                    </a:xfrm>
+                    <a:prstGeom prst="rect">
+                      <a:avLst/>
+                    </a:prstGeom>
+                  </pic:spPr>
+                </pic:pic>
+              </a:graphicData>
+            </a:graphic>
+          </wp:inline>
+        </w:drawing>
+      </w:r>
+    </w:p>
+    <w:p>
+      <w:pPr>
+        <w:ind w:left="360"/>
+      </w:pPr>
+    </w:p>
     <w:sectPr>
       <w:pgSz w:w="12240" w:h="15840"/>
       <w:pgMar w:top="1417" w:right="1701" w:bottom="1417" w:left="1701" w:header="708" w:footer="708" w:gutter="0"/>
@@ -438,7 +616,7 @@
   <w:abstractNum w:abstractNumId="0" w15:restartNumberingAfterBreak="0">
     <w:nsid w:val="052345DA"/>
     <w:multiLevelType w:val="hybridMultilevel"/>
-    <w:tmpl w:val="1EF88BB4"/>
+    <w:tmpl w:val="922082A6"/>
     <w:lvl w:ilvl="0" w:tplc="240A000F">
       <w:start w:val="1"/>
       <w:numFmt w:val="decimal"/>

--- a/DOCUMENTO DE PRUEBAS.docx
+++ b/DOCUMENTO DE PRUEBAS.docx
@@ -457,10 +457,6 @@
     <w:p>
       <w:pPr>
         <w:pStyle w:val="Prrafodelista"/>
-        <w:numPr>
-          <w:ilvl w:val="0"/>
-          <w:numId w:val="1"/>
-        </w:numPr>
         <w:jc w:val="center"/>
         <w:rPr>
           <w:b/>
@@ -478,11 +474,6 @@
     <w:p>
       <w:pPr>
         <w:pStyle w:val="Prrafodelista"/>
-        <w:numPr>
-          <w:ilvl w:val="0"/>
-          <w:numId w:val="1"/>
-        </w:numPr>
-        <w:jc w:val="center"/>
       </w:pPr>
       <w:r>
         <w:rPr>
@@ -528,10 +519,6 @@
     <w:p>
       <w:pPr>
         <w:pStyle w:val="Prrafodelista"/>
-        <w:numPr>
-          <w:ilvl w:val="0"/>
-          <w:numId w:val="1"/>
-        </w:numPr>
         <w:jc w:val="center"/>
         <w:rPr>
           <w:b/>
@@ -549,11 +536,6 @@
     <w:p>
       <w:pPr>
         <w:pStyle w:val="Prrafodelista"/>
-        <w:numPr>
-          <w:ilvl w:val="0"/>
-          <w:numId w:val="1"/>
-        </w:numPr>
-        <w:jc w:val="center"/>
       </w:pPr>
       <w:r>
         <w:rPr>
@@ -601,6 +583,293 @@
         <w:ind w:left="360"/>
       </w:pPr>
     </w:p>
+    <w:p>
+      <w:pPr>
+        <w:ind w:left="360"/>
+      </w:pPr>
+    </w:p>
+    <w:p>
+      <w:pPr>
+        <w:ind w:left="360"/>
+      </w:pPr>
+    </w:p>
+    <w:p>
+      <w:pPr>
+        <w:ind w:left="360"/>
+      </w:pPr>
+    </w:p>
+    <w:p>
+      <w:pPr>
+        <w:ind w:left="360"/>
+      </w:pPr>
+    </w:p>
+    <w:p>
+      <w:pPr>
+        <w:ind w:left="360"/>
+      </w:pPr>
+    </w:p>
+    <w:p>
+      <w:pPr>
+        <w:ind w:left="360"/>
+      </w:pPr>
+    </w:p>
+    <w:p>
+      <w:pPr>
+        <w:ind w:left="360"/>
+      </w:pPr>
+    </w:p>
+    <w:p>
+      <w:pPr>
+        <w:ind w:left="360"/>
+      </w:pPr>
+    </w:p>
+    <w:p>
+      <w:pPr>
+        <w:ind w:left="360"/>
+      </w:pPr>
+    </w:p>
+    <w:p>
+      <w:pPr>
+        <w:ind w:left="360"/>
+      </w:pPr>
+    </w:p>
+    <w:p>
+      <w:pPr>
+        <w:pStyle w:val="Ttulo1"/>
+        <w:numPr>
+          <w:ilvl w:val="0"/>
+          <w:numId w:val="1"/>
+        </w:numPr>
+        <w:rPr>
+          <w:rFonts w:ascii="Arial" w:hAnsi="Arial" w:cs="Arial"/>
+          <w:b/>
+          <w:bCs/>
+          <w:color w:val="auto"/>
+          <w:sz w:val="24"/>
+          <w:szCs w:val="24"/>
+        </w:rPr>
+      </w:pPr>
+      <w:r>
+        <w:rPr>
+          <w:rFonts w:ascii="Arial" w:hAnsi="Arial" w:cs="Arial"/>
+          <w:b/>
+          <w:bCs/>
+          <w:color w:val="auto"/>
+          <w:sz w:val="24"/>
+          <w:szCs w:val="24"/>
+        </w:rPr>
+        <w:lastRenderedPageBreak/>
+        <w:t>PATRON PROTOTYPE</w:t>
+      </w:r>
+    </w:p>
+    <w:p>
+      <w:pPr>
+        <w:jc w:val="center"/>
+        <w:rPr>
+          <w:b/>
+          <w:bCs/>
+        </w:rPr>
+      </w:pPr>
+      <w:r>
+        <w:rPr>
+          <w:b/>
+          <w:bCs/>
+        </w:rPr>
+        <w:t>Consulta</w:t>
+      </w:r>
+    </w:p>
+    <w:p>
+      <w:pPr>
+        <w:jc w:val="center"/>
+      </w:pPr>
+      <w:r>
+        <w:rPr>
+          <w:noProof/>
+        </w:rPr>
+        <w:drawing>
+          <wp:inline distT="0" distB="0" distL="0" distR="0" wp14:anchorId="2DA204DF" wp14:editId="3BA19DBA">
+            <wp:extent cx="5563082" cy="1425063"/>
+            <wp:effectExtent l="0" t="0" r="0" b="3810"/>
+            <wp:docPr id="32" name="Imagen 32"/>
+            <wp:cNvGraphicFramePr>
+              <a:graphicFrameLocks xmlns:a="http://schemas.openxmlformats.org/drawingml/2006/main" noChangeAspect="1"/>
+            </wp:cNvGraphicFramePr>
+            <a:graphic xmlns:a="http://schemas.openxmlformats.org/drawingml/2006/main">
+              <a:graphicData uri="http://schemas.openxmlformats.org/drawingml/2006/picture">
+                <pic:pic xmlns:pic="http://schemas.openxmlformats.org/drawingml/2006/picture">
+                  <pic:nvPicPr>
+                    <pic:cNvPr id="1" name=""/>
+                    <pic:cNvPicPr/>
+                  </pic:nvPicPr>
+                  <pic:blipFill>
+                    <a:blip r:embed="rId10"/>
+                    <a:stretch>
+                      <a:fillRect/>
+                    </a:stretch>
+                  </pic:blipFill>
+                  <pic:spPr>
+                    <a:xfrm>
+                      <a:off x="0" y="0"/>
+                      <a:ext cx="5563082" cy="1425063"/>
+                    </a:xfrm>
+                    <a:prstGeom prst="rect">
+                      <a:avLst/>
+                    </a:prstGeom>
+                  </pic:spPr>
+                </pic:pic>
+              </a:graphicData>
+            </a:graphic>
+          </wp:inline>
+        </w:drawing>
+      </w:r>
+    </w:p>
+    <w:p>
+      <w:pPr>
+        <w:jc w:val="center"/>
+        <w:rPr>
+          <w:b/>
+          <w:bCs/>
+        </w:rPr>
+      </w:pPr>
+      <w:r>
+        <w:rPr>
+          <w:b/>
+          <w:bCs/>
+        </w:rPr>
+        <w:t>Resultado</w:t>
+      </w:r>
+    </w:p>
+    <w:p>
+      <w:pPr>
+        <w:jc w:val="center"/>
+      </w:pPr>
+      <w:r>
+        <w:rPr>
+          <w:noProof/>
+        </w:rPr>
+        <w:drawing>
+          <wp:inline distT="0" distB="0" distL="0" distR="0" wp14:anchorId="422CC3AF" wp14:editId="4A5BE59E">
+            <wp:extent cx="5612130" cy="2597150"/>
+            <wp:effectExtent l="0" t="0" r="7620" b="0"/>
+            <wp:docPr id="33" name="Imagen 33"/>
+            <wp:cNvGraphicFramePr>
+              <a:graphicFrameLocks xmlns:a="http://schemas.openxmlformats.org/drawingml/2006/main" noChangeAspect="1"/>
+            </wp:cNvGraphicFramePr>
+            <a:graphic xmlns:a="http://schemas.openxmlformats.org/drawingml/2006/main">
+              <a:graphicData uri="http://schemas.openxmlformats.org/drawingml/2006/picture">
+                <pic:pic xmlns:pic="http://schemas.openxmlformats.org/drawingml/2006/picture">
+                  <pic:nvPicPr>
+                    <pic:cNvPr id="1" name=""/>
+                    <pic:cNvPicPr/>
+                  </pic:nvPicPr>
+                  <pic:blipFill>
+                    <a:blip r:embed="rId11"/>
+                    <a:stretch>
+                      <a:fillRect/>
+                    </a:stretch>
+                  </pic:blipFill>
+                  <pic:spPr>
+                    <a:xfrm>
+                      <a:off x="0" y="0"/>
+                      <a:ext cx="5612130" cy="2597150"/>
+                    </a:xfrm>
+                    <a:prstGeom prst="rect">
+                      <a:avLst/>
+                    </a:prstGeom>
+                  </pic:spPr>
+                </pic:pic>
+              </a:graphicData>
+            </a:graphic>
+          </wp:inline>
+        </w:drawing>
+      </w:r>
+    </w:p>
+    <w:p>
+      <w:pPr>
+        <w:spacing w:line="360" w:lineRule="auto"/>
+        <w:ind w:firstLine="709"/>
+        <w:jc w:val="both"/>
+      </w:pPr>
+      <w:r>
+        <w:t xml:space="preserve">Para validar la implementación del patrón </w:t>
+      </w:r>
+      <w:proofErr w:type="spellStart"/>
+      <w:r>
+        <w:t>Prototype</w:t>
+      </w:r>
+      <w:proofErr w:type="spellEnd"/>
+      <w:r>
+        <w:t xml:space="preserve"> en el proyecto, se realiza una petición HTTP de tipo POST desde </w:t>
+      </w:r>
+      <w:proofErr w:type="spellStart"/>
+      <w:r>
+        <w:t>Postman</w:t>
+      </w:r>
+      <w:proofErr w:type="spellEnd"/>
+      <w:r>
+        <w:t xml:space="preserve"> al </w:t>
+      </w:r>
+      <w:proofErr w:type="spellStart"/>
+      <w:r>
+        <w:t>endpoint</w:t>
+      </w:r>
+      <w:proofErr w:type="spellEnd"/>
+      <w:r>
+        <w:t xml:space="preserve"> /consultas/clonar/{id}, donde el parámetro {id} corresponde al identificador de una consulta previamente registrada en la base de datos. Esta solicitud permite interactuar directamente con el sistema y ejecutar el proceso de clonación de una consulta existente.</w:t>
+      </w:r>
+    </w:p>
+    <w:p>
+      <w:pPr>
+        <w:spacing w:line="360" w:lineRule="auto"/>
+        <w:ind w:firstLine="709"/>
+        <w:jc w:val="both"/>
+      </w:pPr>
+      <w:r>
+        <w:t xml:space="preserve">Al recibir la petición, el sistema busca la consulta original utilizando el identificador proporcionado. Posteriormente, se invoca el método </w:t>
+      </w:r>
+      <w:proofErr w:type="gramStart"/>
+      <w:r>
+        <w:t>clone(</w:t>
+      </w:r>
+      <w:proofErr w:type="gramEnd"/>
+      <w:r>
+        <w:t>) implementado en la clase Consulta, el cual genera una copia del objeto original. Esta copia conserva los atributos principales, como el paciente y el médico asociados, pero se ajustan ciertos valores, como el identificador (que se reinicia) y otros atributos modificables como la fecha o el estado.</w:t>
+      </w:r>
+    </w:p>
+    <w:p>
+      <w:pPr>
+        <w:spacing w:line="360" w:lineRule="auto"/>
+        <w:ind w:firstLine="709"/>
+        <w:jc w:val="both"/>
+      </w:pPr>
+      <w:r>
+        <w:lastRenderedPageBreak/>
+        <w:t xml:space="preserve">Finalmente, la nueva instancia generada es almacenada en la base de datos como un registro independiente. De esta manera, la prueba realizada desde </w:t>
+      </w:r>
+      <w:proofErr w:type="spellStart"/>
+      <w:r>
+        <w:t>Postman</w:t>
+      </w:r>
+      <w:proofErr w:type="spellEnd"/>
+      <w:r>
+        <w:t xml:space="preserve"> demuestra que el sistema no crea el objeto desde cero, sino que reutiliza una instancia existente para generar una nueva, validando correctamente la aplicación del patrón </w:t>
+      </w:r>
+      <w:proofErr w:type="spellStart"/>
+      <w:r>
+        <w:t>Prototype</w:t>
+      </w:r>
+      <w:proofErr w:type="spellEnd"/>
+      <w:r>
+        <w:t xml:space="preserve"> dentro del proyecto.</w:t>
+      </w:r>
+    </w:p>
+    <w:p>
+      <w:pPr>
+        <w:spacing w:line="360" w:lineRule="auto"/>
+        <w:ind w:firstLine="709"/>
+        <w:jc w:val="both"/>
+      </w:pPr>
+    </w:p>
     <w:sectPr>
       <w:pgSz w:w="12240" w:h="15840"/>
       <w:pgMar w:top="1417" w:right="1701" w:bottom="1417" w:left="1701" w:header="708" w:footer="708" w:gutter="0"/>
@@ -616,7 +885,7 @@
   <w:abstractNum w:abstractNumId="0" w15:restartNumberingAfterBreak="0">
     <w:nsid w:val="052345DA"/>
     <w:multiLevelType w:val="hybridMultilevel"/>
-    <w:tmpl w:val="922082A6"/>
+    <w:tmpl w:val="DF288E24"/>
     <w:lvl w:ilvl="0" w:tplc="240A000F">
       <w:start w:val="1"/>
       <w:numFmt w:val="decimal"/>
@@ -699,8 +968,97 @@
       </w:pPr>
     </w:lvl>
   </w:abstractNum>
+  <w:abstractNum w:abstractNumId="1" w15:restartNumberingAfterBreak="0">
+    <w:nsid w:val="12807298"/>
+    <w:multiLevelType w:val="multilevel"/>
+    <w:tmpl w:val="240A001F"/>
+    <w:lvl w:ilvl="0">
+      <w:start w:val="1"/>
+      <w:numFmt w:val="decimal"/>
+      <w:lvlText w:val="%1."/>
+      <w:lvlJc w:val="left"/>
+      <w:pPr>
+        <w:ind w:left="0" w:hanging="360"/>
+      </w:pPr>
+    </w:lvl>
+    <w:lvl w:ilvl="1">
+      <w:start w:val="1"/>
+      <w:numFmt w:val="decimal"/>
+      <w:lvlText w:val="%1.%2."/>
+      <w:lvlJc w:val="left"/>
+      <w:pPr>
+        <w:ind w:left="432" w:hanging="432"/>
+      </w:pPr>
+    </w:lvl>
+    <w:lvl w:ilvl="2">
+      <w:start w:val="1"/>
+      <w:numFmt w:val="decimal"/>
+      <w:lvlText w:val="%1.%2.%3."/>
+      <w:lvlJc w:val="left"/>
+      <w:pPr>
+        <w:ind w:left="864" w:hanging="504"/>
+      </w:pPr>
+    </w:lvl>
+    <w:lvl w:ilvl="3">
+      <w:start w:val="1"/>
+      <w:numFmt w:val="decimal"/>
+      <w:lvlText w:val="%1.%2.%3.%4."/>
+      <w:lvlJc w:val="left"/>
+      <w:pPr>
+        <w:ind w:left="1368" w:hanging="648"/>
+      </w:pPr>
+    </w:lvl>
+    <w:lvl w:ilvl="4">
+      <w:start w:val="1"/>
+      <w:numFmt w:val="decimal"/>
+      <w:lvlText w:val="%1.%2.%3.%4.%5."/>
+      <w:lvlJc w:val="left"/>
+      <w:pPr>
+        <w:ind w:left="1872" w:hanging="792"/>
+      </w:pPr>
+    </w:lvl>
+    <w:lvl w:ilvl="5">
+      <w:start w:val="1"/>
+      <w:numFmt w:val="decimal"/>
+      <w:lvlText w:val="%1.%2.%3.%4.%5.%6."/>
+      <w:lvlJc w:val="left"/>
+      <w:pPr>
+        <w:ind w:left="2376" w:hanging="936"/>
+      </w:pPr>
+    </w:lvl>
+    <w:lvl w:ilvl="6">
+      <w:start w:val="1"/>
+      <w:numFmt w:val="decimal"/>
+      <w:lvlText w:val="%1.%2.%3.%4.%5.%6.%7."/>
+      <w:lvlJc w:val="left"/>
+      <w:pPr>
+        <w:ind w:left="2880" w:hanging="1080"/>
+      </w:pPr>
+    </w:lvl>
+    <w:lvl w:ilvl="7">
+      <w:start w:val="1"/>
+      <w:numFmt w:val="decimal"/>
+      <w:lvlText w:val="%1.%2.%3.%4.%5.%6.%7.%8."/>
+      <w:lvlJc w:val="left"/>
+      <w:pPr>
+        <w:ind w:left="3384" w:hanging="1224"/>
+      </w:pPr>
+    </w:lvl>
+    <w:lvl w:ilvl="8">
+      <w:start w:val="1"/>
+      <w:numFmt w:val="decimal"/>
+      <w:lvlText w:val="%1.%2.%3.%4.%5.%6.%7.%8.%9."/>
+      <w:lvlJc w:val="left"/>
+      <w:pPr>
+        <w:ind w:left="3960" w:hanging="1440"/>
+      </w:pPr>
+    </w:lvl>
+  </w:abstractNum>
   <w:num w:numId="1">
     <w:abstractNumId w:val="0"/>
+  </w:num>
+  <w:num w:numId="2">
+    <w:abstractNumId w:val="1"/>
   </w:num>
 </w:numbering>
 </file>
@@ -1109,6 +1467,48 @@
       <w:sz w:val="24"/>
     </w:rPr>
   </w:style>
+  <w:style w:type="paragraph" w:styleId="Ttulo1">
+    <w:name w:val="heading 1"/>
+    <w:basedOn w:val="Normal"/>
+    <w:next w:val="Normal"/>
+    <w:link w:val="Ttulo1Car"/>
+    <w:uiPriority w:val="9"/>
+    <w:qFormat/>
+    <w:rsid w:val="002E1A6A"/>
+    <w:pPr>
+      <w:keepNext/>
+      <w:keepLines/>
+      <w:spacing w:before="240" w:after="0"/>
+      <w:outlineLvl w:val="0"/>
+    </w:pPr>
+    <w:rPr>
+      <w:rFonts w:asciiTheme="majorHAnsi" w:eastAsiaTheme="majorEastAsia" w:hAnsiTheme="majorHAnsi" w:cstheme="majorBidi"/>
+      <w:color w:val="2F5496" w:themeColor="accent1" w:themeShade="BF"/>
+      <w:sz w:val="32"/>
+      <w:szCs w:val="32"/>
+    </w:rPr>
+  </w:style>
+  <w:style w:type="paragraph" w:styleId="Ttulo2">
+    <w:name w:val="heading 2"/>
+    <w:basedOn w:val="Normal"/>
+    <w:next w:val="Normal"/>
+    <w:link w:val="Ttulo2Car"/>
+    <w:uiPriority w:val="9"/>
+    <w:unhideWhenUsed/>
+    <w:qFormat/>
+    <w:rsid w:val="002E1A6A"/>
+    <w:pPr>
+      <w:keepNext/>
+      <w:keepLines/>
+      <w:spacing w:before="40" w:after="0"/>
+      <w:outlineLvl w:val="1"/>
+    </w:pPr>
+    <w:rPr>
+      <w:rFonts w:eastAsiaTheme="majorEastAsia" w:cstheme="majorBidi"/>
+      <w:b/>
+      <w:szCs w:val="26"/>
+    </w:rPr>
+  </w:style>
   <w:style w:type="character" w:default="1" w:styleId="Fuentedeprrafopredeter">
     <w:name w:val="Default Paragraph Font"/>
     <w:uiPriority w:val="1"/>
@@ -1146,6 +1546,66 @@
       <w:ind w:left="720"/>
       <w:contextualSpacing/>
     </w:pPr>
+  </w:style>
+  <w:style w:type="paragraph" w:styleId="Ttulo">
+    <w:name w:val="Title"/>
+    <w:basedOn w:val="Normal"/>
+    <w:next w:val="Normal"/>
+    <w:link w:val="TtuloCar"/>
+    <w:uiPriority w:val="10"/>
+    <w:qFormat/>
+    <w:rsid w:val="002E1A6A"/>
+    <w:pPr>
+      <w:spacing w:after="0" w:line="240" w:lineRule="auto"/>
+      <w:contextualSpacing/>
+    </w:pPr>
+    <w:rPr>
+      <w:rFonts w:asciiTheme="majorHAnsi" w:eastAsiaTheme="majorEastAsia" w:hAnsiTheme="majorHAnsi" w:cstheme="majorBidi"/>
+      <w:spacing w:val="-10"/>
+      <w:kern w:val="28"/>
+      <w:sz w:val="56"/>
+      <w:szCs w:val="56"/>
+    </w:rPr>
+  </w:style>
+  <w:style w:type="character" w:customStyle="1" w:styleId="TtuloCar">
+    <w:name w:val="Título Car"/>
+    <w:basedOn w:val="Fuentedeprrafopredeter"/>
+    <w:link w:val="Ttulo"/>
+    <w:uiPriority w:val="10"/>
+    <w:rsid w:val="002E1A6A"/>
+    <w:rPr>
+      <w:rFonts w:asciiTheme="majorHAnsi" w:eastAsiaTheme="majorEastAsia" w:hAnsiTheme="majorHAnsi" w:cstheme="majorBidi"/>
+      <w:spacing w:val="-10"/>
+      <w:kern w:val="28"/>
+      <w:sz w:val="56"/>
+      <w:szCs w:val="56"/>
+    </w:rPr>
+  </w:style>
+  <w:style w:type="character" w:customStyle="1" w:styleId="Ttulo2Car">
+    <w:name w:val="Título 2 Car"/>
+    <w:basedOn w:val="Fuentedeprrafopredeter"/>
+    <w:link w:val="Ttulo2"/>
+    <w:uiPriority w:val="9"/>
+    <w:rsid w:val="002E1A6A"/>
+    <w:rPr>
+      <w:rFonts w:ascii="Arial" w:eastAsiaTheme="majorEastAsia" w:hAnsi="Arial" w:cstheme="majorBidi"/>
+      <w:b/>
+      <w:sz w:val="24"/>
+      <w:szCs w:val="26"/>
+    </w:rPr>
+  </w:style>
+  <w:style w:type="character" w:customStyle="1" w:styleId="Ttulo1Car">
+    <w:name w:val="Título 1 Car"/>
+    <w:basedOn w:val="Fuentedeprrafopredeter"/>
+    <w:link w:val="Ttulo1"/>
+    <w:uiPriority w:val="9"/>
+    <w:rsid w:val="002E1A6A"/>
+    <w:rPr>
+      <w:rFonts w:asciiTheme="majorHAnsi" w:eastAsiaTheme="majorEastAsia" w:hAnsiTheme="majorHAnsi" w:cstheme="majorBidi"/>
+      <w:color w:val="2F5496" w:themeColor="accent1" w:themeShade="BF"/>
+      <w:sz w:val="32"/>
+      <w:szCs w:val="32"/>
+    </w:rPr>
   </w:style>
 </w:styles>
 </file>

--- a/DOCUMENTO DE PRUEBAS.docx
+++ b/DOCUMENTO DE PRUEBAS.docx
@@ -861,6 +861,292 @@
       <w:proofErr w:type="spellEnd"/>
       <w:r>
         <w:t xml:space="preserve"> dentro del proyecto.</w:t>
+      </w:r>
+    </w:p>
+    <w:p>
+      <w:pPr>
+        <w:spacing w:line="360" w:lineRule="auto"/>
+        <w:ind w:firstLine="709"/>
+        <w:jc w:val="both"/>
+      </w:pPr>
+    </w:p>
+    <w:p>
+      <w:pPr>
+        <w:pStyle w:val="Ttulo1"/>
+        <w:numPr>
+          <w:ilvl w:val="0"/>
+          <w:numId w:val="1"/>
+        </w:numPr>
+        <w:rPr>
+          <w:rFonts w:ascii="Arial" w:hAnsi="Arial" w:cs="Arial"/>
+          <w:b/>
+          <w:bCs/>
+          <w:color w:val="auto"/>
+          <w:sz w:val="24"/>
+          <w:szCs w:val="24"/>
+        </w:rPr>
+      </w:pPr>
+      <w:r>
+        <w:rPr>
+          <w:rFonts w:ascii="Arial" w:hAnsi="Arial" w:cs="Arial"/>
+          <w:b/>
+          <w:bCs/>
+          <w:color w:val="auto"/>
+          <w:sz w:val="24"/>
+          <w:szCs w:val="24"/>
+        </w:rPr>
+        <w:t xml:space="preserve">PATRON </w:t>
+      </w:r>
+      <w:r>
+        <w:rPr>
+          <w:rFonts w:ascii="Arial" w:hAnsi="Arial" w:cs="Arial"/>
+          <w:b/>
+          <w:bCs/>
+          <w:color w:val="auto"/>
+          <w:sz w:val="24"/>
+          <w:szCs w:val="24"/>
+        </w:rPr>
+        <w:t>ADAPTER</w:t>
+      </w:r>
+    </w:p>
+    <w:p>
+      <w:pPr>
+        <w:jc w:val="center"/>
+        <w:rPr>
+          <w:b/>
+          <w:bCs/>
+        </w:rPr>
+      </w:pPr>
+      <w:r>
+        <w:rPr>
+          <w:b/>
+          <w:bCs/>
+        </w:rPr>
+        <w:t>Consulta</w:t>
+      </w:r>
+    </w:p>
+    <w:p>
+      <w:pPr>
+        <w:jc w:val="center"/>
+      </w:pPr>
+      <w:r>
+        <w:drawing>
+          <wp:inline distT="0" distB="0" distL="0" distR="0" wp14:anchorId="3D921581" wp14:editId="3C8344CF">
+            <wp:extent cx="5612130" cy="2342515"/>
+            <wp:effectExtent l="0" t="0" r="7620" b="635"/>
+            <wp:docPr id="5" name="Imagen 5"/>
+            <wp:cNvGraphicFramePr>
+              <a:graphicFrameLocks xmlns:a="http://schemas.openxmlformats.org/drawingml/2006/main" noChangeAspect="1"/>
+            </wp:cNvGraphicFramePr>
+            <a:graphic xmlns:a="http://schemas.openxmlformats.org/drawingml/2006/main">
+              <a:graphicData uri="http://schemas.openxmlformats.org/drawingml/2006/picture">
+                <pic:pic xmlns:pic="http://schemas.openxmlformats.org/drawingml/2006/picture">
+                  <pic:nvPicPr>
+                    <pic:cNvPr id="1" name=""/>
+                    <pic:cNvPicPr/>
+                  </pic:nvPicPr>
+                  <pic:blipFill>
+                    <a:blip r:embed="rId12"/>
+                    <a:stretch>
+                      <a:fillRect/>
+                    </a:stretch>
+                  </pic:blipFill>
+                  <pic:spPr>
+                    <a:xfrm>
+                      <a:off x="0" y="0"/>
+                      <a:ext cx="5612130" cy="2342515"/>
+                    </a:xfrm>
+                    <a:prstGeom prst="rect">
+                      <a:avLst/>
+                    </a:prstGeom>
+                  </pic:spPr>
+                </pic:pic>
+              </a:graphicData>
+            </a:graphic>
+          </wp:inline>
+        </w:drawing>
+      </w:r>
+    </w:p>
+    <w:p>
+      <w:pPr>
+        <w:jc w:val="center"/>
+        <w:rPr>
+          <w:b/>
+          <w:bCs/>
+        </w:rPr>
+      </w:pPr>
+      <w:r>
+        <w:rPr>
+          <w:b/>
+          <w:bCs/>
+        </w:rPr>
+        <w:t>Resultado</w:t>
+      </w:r>
+    </w:p>
+    <w:p>
+      <w:pPr>
+        <w:jc w:val="center"/>
+      </w:pPr>
+      <w:r>
+        <w:drawing>
+          <wp:inline distT="0" distB="0" distL="0" distR="0" wp14:anchorId="6E1C4296" wp14:editId="256D4A7E">
+            <wp:extent cx="5612130" cy="1340485"/>
+            <wp:effectExtent l="0" t="0" r="7620" b="0"/>
+            <wp:docPr id="6" name="Imagen 6"/>
+            <wp:cNvGraphicFramePr>
+              <a:graphicFrameLocks xmlns:a="http://schemas.openxmlformats.org/drawingml/2006/main" noChangeAspect="1"/>
+            </wp:cNvGraphicFramePr>
+            <a:graphic xmlns:a="http://schemas.openxmlformats.org/drawingml/2006/main">
+              <a:graphicData uri="http://schemas.openxmlformats.org/drawingml/2006/picture">
+                <pic:pic xmlns:pic="http://schemas.openxmlformats.org/drawingml/2006/picture">
+                  <pic:nvPicPr>
+                    <pic:cNvPr id="1" name=""/>
+                    <pic:cNvPicPr/>
+                  </pic:nvPicPr>
+                  <pic:blipFill>
+                    <a:blip r:embed="rId13"/>
+                    <a:stretch>
+                      <a:fillRect/>
+                    </a:stretch>
+                  </pic:blipFill>
+                  <pic:spPr>
+                    <a:xfrm>
+                      <a:off x="0" y="0"/>
+                      <a:ext cx="5612130" cy="1340485"/>
+                    </a:xfrm>
+                    <a:prstGeom prst="rect">
+                      <a:avLst/>
+                    </a:prstGeom>
+                  </pic:spPr>
+                </pic:pic>
+              </a:graphicData>
+            </a:graphic>
+          </wp:inline>
+        </w:drawing>
+      </w:r>
+    </w:p>
+    <w:p>
+      <w:pPr>
+        <w:spacing w:line="360" w:lineRule="auto"/>
+        <w:ind w:firstLine="709"/>
+        <w:jc w:val="both"/>
+      </w:pPr>
+      <w:r>
+        <w:t xml:space="preserve">Para validar la implementación del patrón </w:t>
+      </w:r>
+      <w:proofErr w:type="spellStart"/>
+      <w:r>
+        <w:t>Adapter</w:t>
+      </w:r>
+      <w:proofErr w:type="spellEnd"/>
+      <w:r>
+        <w:t xml:space="preserve">, se realiza una petición HTTP de tipo POST desde </w:t>
+      </w:r>
+      <w:proofErr w:type="spellStart"/>
+      <w:r>
+        <w:t>Postman</w:t>
+      </w:r>
+      <w:proofErr w:type="spellEnd"/>
+      <w:r>
+        <w:t xml:space="preserve"> al </w:t>
+      </w:r>
+      <w:proofErr w:type="spellStart"/>
+      <w:r>
+        <w:t>endpoint</w:t>
+      </w:r>
+      <w:proofErr w:type="spellEnd"/>
+      <w:r>
+        <w:t xml:space="preserve"> </w:t>
+      </w:r>
+      <w:r>
+        <w:t>/usuarios/externo</w:t>
+      </w:r>
+      <w:r>
+        <w:t xml:space="preserve">. En esta solicitud se envía un objeto en formato JSON que representa un usuario externo, el cual contiene atributos como </w:t>
+      </w:r>
+      <w:proofErr w:type="spellStart"/>
+      <w:r>
+        <w:t>nombreCompleto</w:t>
+      </w:r>
+      <w:proofErr w:type="spellEnd"/>
+      <w:r>
+        <w:t xml:space="preserve"> y </w:t>
+      </w:r>
+      <w:r>
+        <w:t>email</w:t>
+      </w:r>
+      <w:r>
+        <w:t>, diferentes a los utilizados por el sistema interno.</w:t>
+      </w:r>
+    </w:p>
+    <w:p>
+      <w:pPr>
+        <w:spacing w:line="360" w:lineRule="auto"/>
+        <w:ind w:firstLine="709"/>
+        <w:jc w:val="both"/>
+      </w:pPr>
+      <w:r>
+        <w:lastRenderedPageBreak/>
+        <w:t xml:space="preserve">Al recibir la petición, el sistema construye un objeto de tipo </w:t>
+      </w:r>
+      <w:proofErr w:type="spellStart"/>
+      <w:r>
+        <w:t>UsuarioExterno</w:t>
+      </w:r>
+      <w:proofErr w:type="spellEnd"/>
+      <w:r>
+        <w:t xml:space="preserve"> con los datos proporcionados. Posteriormente, este objeto es procesado mediante la clase </w:t>
+      </w:r>
+      <w:proofErr w:type="spellStart"/>
+      <w:r>
+        <w:t>UsuarioExternoAdapter</w:t>
+      </w:r>
+      <w:proofErr w:type="spellEnd"/>
+      <w:r>
+        <w:t xml:space="preserve">, la cual transforma sus atributos en un objeto compatible con el modelo interno, específicamente un objeto de tipo </w:t>
+      </w:r>
+      <w:r>
+        <w:t>Paciente</w:t>
+      </w:r>
+      <w:r>
+        <w:t xml:space="preserve">. Esta conversión se realiza a través del método </w:t>
+      </w:r>
+      <w:proofErr w:type="gramStart"/>
+      <w:r>
+        <w:t>adaptar(</w:t>
+      </w:r>
+      <w:proofErr w:type="gramEnd"/>
+      <w:r>
+        <w:t>)</w:t>
+      </w:r>
+      <w:r>
+        <w:t>, donde se asignan los valores correspondientes a los atributos esperados por el sistema.</w:t>
+      </w:r>
+    </w:p>
+    <w:p>
+      <w:pPr>
+        <w:spacing w:line="360" w:lineRule="auto"/>
+        <w:ind w:firstLine="709"/>
+        <w:jc w:val="both"/>
+      </w:pPr>
+      <w:r>
+        <w:t xml:space="preserve">Finalmente, el objeto adaptado es persistido en la base de datos mediante el </w:t>
+      </w:r>
+      <w:proofErr w:type="spellStart"/>
+      <w:r>
+        <w:t>PacienteRepository</w:t>
+      </w:r>
+      <w:proofErr w:type="spellEnd"/>
+      <w:r>
+        <w:t xml:space="preserve">. El resultado de la petición es la creación exitosa de un nuevo paciente en el sistema, lo cual demuestra que el patrón </w:t>
+      </w:r>
+      <w:proofErr w:type="spellStart"/>
+      <w:r>
+        <w:t>Adapter</w:t>
+      </w:r>
+      <w:proofErr w:type="spellEnd"/>
+      <w:r>
+        <w:t xml:space="preserve"> permite integrar datos externos sin modificar la estructura interna del proyecto, validando así su correcta implementación.</w:t>
       </w:r>
     </w:p>
     <w:p>
@@ -1607,6 +1893,35 @@
       <w:szCs w:val="32"/>
     </w:rPr>
   </w:style>
+  <w:style w:type="paragraph" w:styleId="NormalWeb">
+    <w:name w:val="Normal (Web)"/>
+    <w:basedOn w:val="Normal"/>
+    <w:uiPriority w:val="99"/>
+    <w:semiHidden/>
+    <w:unhideWhenUsed/>
+    <w:rsid w:val="00B822D2"/>
+    <w:pPr>
+      <w:spacing w:before="100" w:beforeAutospacing="1" w:after="100" w:afterAutospacing="1" w:line="240" w:lineRule="auto"/>
+    </w:pPr>
+    <w:rPr>
+      <w:rFonts w:ascii="Times New Roman" w:eastAsia="Times New Roman" w:hAnsi="Times New Roman" w:cs="Times New Roman"/>
+      <w:szCs w:val="24"/>
+      <w:lang w:eastAsia="es-CO"/>
+    </w:rPr>
+  </w:style>
+  <w:style w:type="character" w:styleId="CdigoHTML">
+    <w:name w:val="HTML Code"/>
+    <w:basedOn w:val="Fuentedeprrafopredeter"/>
+    <w:uiPriority w:val="99"/>
+    <w:semiHidden/>
+    <w:unhideWhenUsed/>
+    <w:rsid w:val="00B822D2"/>
+    <w:rPr>
+      <w:rFonts w:ascii="Courier New" w:eastAsia="Times New Roman" w:hAnsi="Courier New" w:cs="Courier New"/>
+      <w:sz w:val="20"/>
+      <w:szCs w:val="20"/>
+    </w:rPr>
+  </w:style>
 </w:styles>
 </file>
 
